--- a/Padlás födém szigetelés dokumentum managment/templates/kivitelezoi_nyilatkozat_OLD.docx
+++ b/Padlás födém szigetelés dokumentum managment/templates/kivitelezoi_nyilatkozat_OLD.docx
@@ -2185,7 +2185,45 @@
                 <w:sz w:val="20"/>
                 <w:szCs w:val="20"/>
               </w:rPr>
-              <w:t>[[bármi]]</w:t>
+              <w:t>[[</w:t>
+            </w:r>
+            <w:proofErr w:type="spellStart"/>
+            <w:r>
+              <w:rPr>
+                <w:rFonts w:ascii="Times New Roman" w:eastAsia="Times New Roman" w:hAnsi="Times New Roman" w:cs="Times New Roman"/>
+                <w:color w:val="000000"/>
+                <w:sz w:val="20"/>
+                <w:szCs w:val="20"/>
+              </w:rPr>
+              <w:t>b</w:t>
+            </w:r>
+            <w:r>
+              <w:rPr>
+                <w:rFonts w:ascii="Times New Roman" w:eastAsia="Times New Roman" w:hAnsi="Times New Roman" w:cs="Times New Roman"/>
+                <w:color w:val="000000"/>
+                <w:sz w:val="20"/>
+                <w:szCs w:val="20"/>
+              </w:rPr>
+              <w:t>a</w:t>
+            </w:r>
+            <w:r>
+              <w:rPr>
+                <w:rFonts w:ascii="Times New Roman" w:eastAsia="Times New Roman" w:hAnsi="Times New Roman" w:cs="Times New Roman"/>
+                <w:color w:val="000000"/>
+                <w:sz w:val="20"/>
+                <w:szCs w:val="20"/>
+              </w:rPr>
+              <w:t>rmi</w:t>
+            </w:r>
+            <w:proofErr w:type="spellEnd"/>
+            <w:r>
+              <w:rPr>
+                <w:rFonts w:ascii="Times New Roman" w:eastAsia="Times New Roman" w:hAnsi="Times New Roman" w:cs="Times New Roman"/>
+                <w:color w:val="000000"/>
+                <w:sz w:val="20"/>
+                <w:szCs w:val="20"/>
+              </w:rPr>
+              <w:t>]]</w:t>
             </w:r>
           </w:p>
         </w:tc>
@@ -2335,7 +2373,45 @@
                 <w:sz w:val="20"/>
                 <w:szCs w:val="20"/>
               </w:rPr>
-              <w:t>[[egyéb]]</w:t>
+              <w:t>[[</w:t>
+            </w:r>
+            <w:proofErr w:type="spellStart"/>
+            <w:r>
+              <w:rPr>
+                <w:rFonts w:ascii="Times New Roman" w:eastAsia="Times New Roman" w:hAnsi="Times New Roman" w:cs="Times New Roman"/>
+                <w:color w:val="000000"/>
+                <w:sz w:val="20"/>
+                <w:szCs w:val="20"/>
+              </w:rPr>
+              <w:t>egy</w:t>
+            </w:r>
+            <w:r>
+              <w:rPr>
+                <w:rFonts w:ascii="Times New Roman" w:eastAsia="Times New Roman" w:hAnsi="Times New Roman" w:cs="Times New Roman"/>
+                <w:color w:val="000000"/>
+                <w:sz w:val="20"/>
+                <w:szCs w:val="20"/>
+              </w:rPr>
+              <w:t>e</w:t>
+            </w:r>
+            <w:r>
+              <w:rPr>
+                <w:rFonts w:ascii="Times New Roman" w:eastAsia="Times New Roman" w:hAnsi="Times New Roman" w:cs="Times New Roman"/>
+                <w:color w:val="000000"/>
+                <w:sz w:val="20"/>
+                <w:szCs w:val="20"/>
+              </w:rPr>
+              <w:t>b</w:t>
+            </w:r>
+            <w:proofErr w:type="spellEnd"/>
+            <w:r>
+              <w:rPr>
+                <w:rFonts w:ascii="Times New Roman" w:eastAsia="Times New Roman" w:hAnsi="Times New Roman" w:cs="Times New Roman"/>
+                <w:color w:val="000000"/>
+                <w:sz w:val="20"/>
+                <w:szCs w:val="20"/>
+              </w:rPr>
+              <w:t>]]</w:t>
             </w:r>
           </w:p>
         </w:tc>
@@ -2380,7 +2456,23 @@
                 <w:sz w:val="20"/>
                 <w:szCs w:val="20"/>
               </w:rPr>
-              <w:t>egyébnm</w:t>
+              <w:t>egy</w:t>
+            </w:r>
+            <w:r>
+              <w:rPr>
+                <w:rFonts w:ascii="Times New Roman" w:eastAsia="Times New Roman" w:hAnsi="Times New Roman" w:cs="Times New Roman"/>
+                <w:sz w:val="20"/>
+                <w:szCs w:val="20"/>
+              </w:rPr>
+              <w:t>e</w:t>
+            </w:r>
+            <w:r>
+              <w:rPr>
+                <w:rFonts w:ascii="Times New Roman" w:eastAsia="Times New Roman" w:hAnsi="Times New Roman" w:cs="Times New Roman"/>
+                <w:sz w:val="20"/>
+                <w:szCs w:val="20"/>
+              </w:rPr>
+              <w:t>bnm</w:t>
             </w:r>
             <w:proofErr w:type="spellEnd"/>
             <w:r>
@@ -2666,9 +2758,8 @@
           <w:sz w:val="20"/>
           <w:szCs w:val="20"/>
         </w:rPr>
-        <w:t xml:space="preserve">A fenti iparkamarai regisztrációs számmal rendelkező kivitelező </w:t>
-      </w:r>
-      <w:proofErr w:type="gramStart"/>
+        <w:t>A fenti iparkamarai regisztrációs számmal rendelkező kivitelező igazolja,</w:t>
+      </w:r>
       <w:r>
         <w:rPr>
           <w:rFonts w:ascii="Times New Roman" w:eastAsia="Times New Roman" w:hAnsi="Times New Roman" w:cs="Times New Roman"/>
@@ -2676,9 +2767,8 @@
           <w:sz w:val="20"/>
           <w:szCs w:val="20"/>
         </w:rPr>
-        <w:t>igazolja ,hogy</w:t>
-      </w:r>
-      <w:proofErr w:type="gramEnd"/>
+        <w:t xml:space="preserve"> </w:t>
+      </w:r>
       <w:r>
         <w:rPr>
           <w:rFonts w:ascii="Times New Roman" w:eastAsia="Times New Roman" w:hAnsi="Times New Roman" w:cs="Times New Roman"/>
@@ -2686,7 +2776,7 @@
           <w:sz w:val="20"/>
           <w:szCs w:val="20"/>
         </w:rPr>
-        <w:t xml:space="preserve"> a kivitelezés szakszerűen elvégzésre került, az Átadás-átvételi jegyzőkönyvben meghatározott műszaki tartalommal.</w:t>
+        <w:t>hogy a kivitelezés szakszerűen elvégzésre került, az Átadás-átvételi jegyzőkönyvben meghatározott műszaki tartalommal.</w:t>
       </w:r>
     </w:p>
     <w:p>
@@ -3747,7 +3837,7 @@
                 <w:sz w:val="20"/>
                 <w:szCs w:val="20"/>
               </w:rPr>
-              <w:t>Nettó hőszigetelten terület (levonásokkal):</w:t>
+              <w:t>Nettó hőszigetelt terület (levonásokkal):</w:t>
             </w:r>
           </w:p>
         </w:tc>
